--- a/tests/corpus/ricco.docx
+++ b/tests/corpus/ricco.docx
@@ -371,6 +371,29 @@
         <w:t>Qual'è il senso di tutto questo, si chiedeva ogni sera.</w:t>
       </w:r>
     </w:p>
+    <w:p>
+      <w:r>
+        <w:t xml:space="preserve">Frase con una nota a piè di pagina</w:t>
+      </w:r>
+      <w:r>
+        <w:rPr>
+          <w:rStyle w:val="FootnoteReference"/>
+        </w:rPr>
+        <w:footnoteReference w:id="1"/>
+      </w:r>
+      <w:r>
+        <w:t xml:space="preserve"> e una nota finale</w:t>
+      </w:r>
+      <w:r>
+        <w:rPr>
+          <w:rStyle w:val="EndnoteReference"/>
+        </w:rPr>
+        <w:endnoteReference w:id="1"/>
+      </w:r>
+      <w:r>
+        <w:t>.</w:t>
+      </w:r>
+    </w:p>
     <w:sectPr>
       <w:headerReference w:type="default" r:id="rId11"/>
       <w:footerReference w:type="default" r:id="rId12"/>
@@ -383,6 +406,41 @@
 </w:document>
 </file>
 
+<file path=word/endnotes.xml><?xml version="1.0" encoding="utf-8"?>
+<w:endnotes xmlns:w="http://schemas.openxmlformats.org/wordprocessingml/2006/main">
+  <w:endnote w:type="separator" w:id="-1">
+    <w:p>
+      <w:r>
+        <w:separator/>
+      </w:r>
+    </w:p>
+  </w:endnote>
+  <w:endnote w:type="continuationSeparator" w:id="0">
+    <w:p>
+      <w:r>
+        <w:continuationSeparator/>
+      </w:r>
+    </w:p>
+  </w:endnote>
+  <w:endnote w:id="1">
+    <w:p>
+      <w:pPr>
+        <w:pStyle w:val="EndnoteText"/>
+      </w:pPr>
+      <w:r>
+        <w:rPr>
+          <w:rStyle w:val="EndnoteReference"/>
+        </w:rPr>
+        <w:endnoteRef/>
+      </w:r>
+      <w:r>
+        <w:t xml:space="preserve"> Nota finale di prova.</w:t>
+      </w:r>
+    </w:p>
+  </w:endnote>
+</w:endnotes>
+</file>
+
 <file path=word/footer1.xml><?xml version="1.0" encoding="utf-8"?>
 <w:ftr xmlns:m="http://schemas.openxmlformats.org/officeDocument/2006/math" xmlns:mc="http://schemas.openxmlformats.org/markup-compatibility/2006" xmlns:mo="http://schemas.microsoft.com/office/mac/office/2008/main" xmlns:mv="urn:schemas-microsoft-com:mac:vml" xmlns:o="urn:schemas-microsoft-com:office:office" xmlns:r="http://schemas.openxmlformats.org/officeDocument/2006/relationships" xmlns:v="urn:schemas-microsoft-com:vml" xmlns:w10="urn:schemas-microsoft-com:office:word" xmlns:w14="http://schemas.microsoft.com/office/word/2010/wordml" xmlns:w="http://schemas.openxmlformats.org/wordprocessingml/2006/main" xmlns:wne="http://schemas.microsoft.com/office/word/2006/wordml" xmlns:wp14="http://schemas.microsoft.com/office/word/2010/wordprocessingDrawing" xmlns:wp="http://schemas.openxmlformats.org/drawingml/2006/wordprocessingDrawing" xmlns:wpc="http://schemas.microsoft.com/office/word/2010/wordprocessingCanvas" xmlns:wpg="http://schemas.microsoft.com/office/word/2010/wordprocessingGroup" xmlns:wpi="http://schemas.microsoft.com/office/word/2010/wordprocessingInk" xmlns:wps="http://schemas.microsoft.com/office/word/2010/wordprocessingShape" mc:Ignorable="w14 wp14">
   <w:p>
@@ -394,6 +452,41 @@
     </w:r>
   </w:p>
 </w:ftr>
+</file>
+
+<file path=word/footnotes.xml><?xml version="1.0" encoding="utf-8"?>
+<w:footnotes xmlns:w="http://schemas.openxmlformats.org/wordprocessingml/2006/main">
+  <w:footnote w:type="separator" w:id="-1">
+    <w:p>
+      <w:r>
+        <w:separator/>
+      </w:r>
+    </w:p>
+  </w:footnote>
+  <w:footnote w:type="continuationSeparator" w:id="0">
+    <w:p>
+      <w:r>
+        <w:continuationSeparator/>
+      </w:r>
+    </w:p>
+  </w:footnote>
+  <w:footnote w:id="1">
+    <w:p>
+      <w:pPr>
+        <w:pStyle w:val="FootnoteText"/>
+      </w:pPr>
+      <w:r>
+        <w:rPr>
+          <w:rStyle w:val="FootnoteReference"/>
+        </w:rPr>
+        <w:footnoteRef/>
+      </w:r>
+      <w:r>
+        <w:t xml:space="preserve"> Nota a piè di pagina di prova.</w:t>
+      </w:r>
+    </w:p>
+  </w:footnote>
+</w:footnotes>
 </file>
 
 <file path=word/header1.xml><?xml version="1.0" encoding="utf-8"?>
